--- a/AI工具使用详情.docx
+++ b/AI工具使用详情.docx
@@ -47,39 +47,15 @@
         </w:tblCellMar>
       </w:tblPr>
       <w:tblGrid>
-        <w:gridCol w:w="800"/>
         <w:gridCol w:w="2400"/>
         <w:gridCol w:w="1600"/>
         <w:gridCol w:w="2200"/>
-        <w:gridCol w:w="2072"/>
+        <w:gridCol w:w="2872"/>
       </w:tblGrid>
       <w:tr>
         <w:trPr>
           <w:tblHeader/>
         </w:trPr>
-        <w:tc>
-          <w:tcPr>
-            <w:tcW w:type="dxa" w:w="800"/>
-            <w:vAlign w:val="center"/>
-            <w:tcBorders>
-              <w:bottom w:val="single" w:sz="6" w:space="0" w:color="000000"/>
-            </w:tcBorders>
-          </w:tcPr>
-          <w:p>
-            <w:pPr>
-              <w:spacing w:before="20" w:after="20" w:line="240" w:lineRule="auto"/>
-              <w:jc w:val="center"/>
-            </w:pPr>
-            <w:r>
-              <w:rPr>
-                <w:rFonts w:ascii="Times New Roman" w:hAnsi="Times New Roman" w:eastAsia="宋体"/>
-                <w:b/>
-                <w:sz w:val="20"/>
-              </w:rPr>
-              <w:t>序号</w:t>
-            </w:r>
-          </w:p>
-        </w:tc>
         <w:tc>
           <w:tcPr>
             <w:tcW w:type="dxa" w:w="2400"/>
@@ -151,7 +127,7 @@
         </w:tc>
         <w:tc>
           <w:tcPr>
-            <w:tcW w:type="dxa" w:w="2072"/>
+            <w:tcW w:type="dxa" w:w="2872"/>
             <w:vAlign w:val="center"/>
             <w:tcBorders>
               <w:bottom w:val="single" w:sz="6" w:space="0" w:color="000000"/>
@@ -174,26 +150,6 @@
         </w:tc>
       </w:tr>
       <w:tr>
-        <w:tc>
-          <w:tcPr>
-            <w:tcW w:type="dxa" w:w="800"/>
-            <w:vAlign w:val="center"/>
-          </w:tcPr>
-          <w:p>
-            <w:pPr>
-              <w:spacing w:before="20" w:after="20" w:line="240" w:lineRule="auto"/>
-              <w:jc w:val="left"/>
-            </w:pPr>
-            <w:r>
-              <w:rPr>
-                <w:rFonts w:ascii="Times New Roman" w:hAnsi="Times New Roman" w:eastAsia="宋体"/>
-                <w:b w:val="0"/>
-                <w:sz w:val="20"/>
-              </w:rPr>
-              <w:t>1</w:t>
-            </w:r>
-          </w:p>
-        </w:tc>
         <w:tc>
           <w:tcPr>
             <w:tcW w:type="dxa" w:w="2400"/>
@@ -256,7 +212,7 @@
         </w:tc>
         <w:tc>
           <w:tcPr>
-            <w:tcW w:type="dxa" w:w="2072"/>
+            <w:tcW w:type="dxa" w:w="2872"/>
             <w:vAlign w:val="center"/>
           </w:tcPr>
           <w:p>
@@ -276,19 +232,6 @@
         </w:tc>
       </w:tr>
     </w:tbl>
-    <w:p>
-      <w:pPr>
-        <w:spacing w:line="240" w:lineRule="auto" w:after="40"/>
-      </w:pPr>
-      <w:r>
-        <w:rPr>
-          <w:rFonts w:ascii="Times New Roman" w:hAnsi="Times New Roman" w:eastAsia="宋体"/>
-          <w:b w:val="0"/>
-          <w:sz w:val="24"/>
-        </w:rPr>
-        <w:t>注：若队伍还使用了其他 AI 工具（如 DeepSeek、文心一言等），请在此表补充相应行；工具名称、版本、机构与使用日期须与正文参考文献中的标注一致。</w:t>
-      </w:r>
-    </w:p>
     <w:p>
       <w:pPr>
         <w:pStyle w:val="Heading1"/>
@@ -321,9 +264,9 @@
       </w:tblPr>
       <w:tblGrid>
         <w:gridCol w:w="800"/>
-        <w:gridCol w:w="2400"/>
-        <w:gridCol w:w="3600"/>
-        <w:gridCol w:w="2272"/>
+        <w:gridCol w:w="2200"/>
+        <w:gridCol w:w="3200"/>
+        <w:gridCol w:w="2872"/>
       </w:tblGrid>
       <w:tr>
         <w:trPr>
@@ -354,7 +297,7 @@
         </w:tc>
         <w:tc>
           <w:tcPr>
-            <w:tcW w:type="dxa" w:w="2400"/>
+            <w:tcW w:type="dxa" w:w="2200"/>
             <w:vAlign w:val="center"/>
             <w:tcBorders>
               <w:bottom w:val="single" w:sz="6" w:space="0" w:color="000000"/>
@@ -377,7 +320,7 @@
         </w:tc>
         <w:tc>
           <w:tcPr>
-            <w:tcW w:type="dxa" w:w="3600"/>
+            <w:tcW w:type="dxa" w:w="3200"/>
             <w:vAlign w:val="center"/>
             <w:tcBorders>
               <w:bottom w:val="single" w:sz="6" w:space="0" w:color="000000"/>
@@ -400,7 +343,7 @@
         </w:tc>
         <w:tc>
           <w:tcPr>
-            <w:tcW w:type="dxa" w:w="2272"/>
+            <w:tcW w:type="dxa" w:w="2872"/>
             <w:vAlign w:val="center"/>
             <w:tcBorders>
               <w:bottom w:val="single" w:sz="6" w:space="0" w:color="000000"/>
@@ -445,7 +388,7 @@
         </w:tc>
         <w:tc>
           <w:tcPr>
-            <w:tcW w:type="dxa" w:w="2400"/>
+            <w:tcW w:type="dxa" w:w="2200"/>
             <w:vAlign w:val="center"/>
           </w:tcPr>
           <w:p>
@@ -459,13 +402,13 @@
                 <w:b w:val="0"/>
                 <w:sz w:val="20"/>
               </w:rPr>
-              <w:t>摘要</w:t>
+              <w:t>摘要与正文</w:t>
             </w:r>
           </w:p>
         </w:tc>
         <w:tc>
           <w:tcPr>
-            <w:tcW w:type="dxa" w:w="3600"/>
+            <w:tcW w:type="dxa" w:w="3200"/>
             <w:vAlign w:val="center"/>
           </w:tcPr>
           <w:p>
@@ -479,13 +422,13 @@
                 <w:b w:val="0"/>
                 <w:sz w:val="20"/>
               </w:rPr>
-              <w:t>组织“背景＋四问分段”结构，压缩字数至 300–600 字，润色语言</w:t>
+              <w:t>语言润色、章节组织</w:t>
             </w:r>
           </w:p>
         </w:tc>
         <w:tc>
           <w:tcPr>
-            <w:tcW w:type="dxa" w:w="2272"/>
+            <w:tcW w:type="dxa" w:w="2872"/>
             <w:vAlign w:val="center"/>
           </w:tcPr>
           <w:p>
@@ -527,7 +470,7 @@
         </w:tc>
         <w:tc>
           <w:tcPr>
-            <w:tcW w:type="dxa" w:w="2400"/>
+            <w:tcW w:type="dxa" w:w="2200"/>
             <w:vAlign w:val="center"/>
           </w:tcPr>
           <w:p>
@@ -541,13 +484,13 @@
                 <w:b w:val="0"/>
                 <w:sz w:val="20"/>
               </w:rPr>
-              <w:t>一、问题重述 / 二、问题分析</w:t>
+              <w:t>模型建立与求解</w:t>
             </w:r>
           </w:p>
         </w:tc>
         <w:tc>
           <w:tcPr>
-            <w:tcW w:type="dxa" w:w="3600"/>
+            <w:tcW w:type="dxa" w:w="3200"/>
             <w:vAlign w:val="center"/>
           </w:tcPr>
           <w:p>
@@ -561,13 +504,13 @@
                 <w:b w:val="0"/>
                 <w:sz w:val="20"/>
               </w:rPr>
-              <w:t>协助梳理题目要求与四问分析逻辑，整理数据概览表述</w:t>
+              <w:t>把队友结果整理成论文表述</w:t>
             </w:r>
           </w:p>
         </w:tc>
         <w:tc>
           <w:tcPr>
-            <w:tcW w:type="dxa" w:w="2272"/>
+            <w:tcW w:type="dxa" w:w="2872"/>
             <w:vAlign w:val="center"/>
           </w:tcPr>
           <w:p>
@@ -609,7 +552,7 @@
         </w:tc>
         <w:tc>
           <w:tcPr>
-            <w:tcW w:type="dxa" w:w="2400"/>
+            <w:tcW w:type="dxa" w:w="2200"/>
             <w:vAlign w:val="center"/>
           </w:tcPr>
           <w:p>
@@ -623,13 +566,13 @@
                 <w:b w:val="0"/>
                 <w:sz w:val="20"/>
               </w:rPr>
-              <w:t>五、模型建立与求解（问题一至四）</w:t>
+              <w:t>代码</w:t>
             </w:r>
           </w:p>
         </w:tc>
         <w:tc>
           <w:tcPr>
-            <w:tcW w:type="dxa" w:w="3600"/>
+            <w:tcW w:type="dxa" w:w="3200"/>
             <w:vAlign w:val="center"/>
           </w:tcPr>
           <w:p>
@@ -643,177 +586,13 @@
                 <w:b w:val="0"/>
                 <w:sz w:val="20"/>
               </w:rPr>
-              <w:t>把队友给出的模型公式与结果数据整理为论文章节，撰写结果解读</w:t>
+              <w:t>辅助编写与调试</w:t>
             </w:r>
           </w:p>
         </w:tc>
         <w:tc>
           <w:tcPr>
-            <w:tcW w:type="dxa" w:w="2272"/>
-            <w:vAlign w:val="center"/>
-          </w:tcPr>
-          <w:p>
-            <w:pPr>
-              <w:spacing w:before="20" w:after="20" w:line="240" w:lineRule="auto"/>
-              <w:jc w:val="left"/>
-            </w:pPr>
-            <w:r>
-              <w:rPr>
-                <w:rFonts w:ascii="Times New Roman" w:hAnsi="Times New Roman" w:eastAsia="宋体"/>
-                <w:b w:val="0"/>
-                <w:sz w:val="20"/>
-              </w:rPr>
-              <w:t>Codex（GPT-5）</w:t>
-            </w:r>
-          </w:p>
-        </w:tc>
-      </w:tr>
-      <w:tr>
-        <w:tc>
-          <w:tcPr>
-            <w:tcW w:type="dxa" w:w="800"/>
-            <w:vAlign w:val="center"/>
-          </w:tcPr>
-          <w:p>
-            <w:pPr>
-              <w:spacing w:before="20" w:after="20" w:line="240" w:lineRule="auto"/>
-              <w:jc w:val="left"/>
-            </w:pPr>
-            <w:r>
-              <w:rPr>
-                <w:rFonts w:ascii="Times New Roman" w:hAnsi="Times New Roman" w:eastAsia="宋体"/>
-                <w:b w:val="0"/>
-                <w:sz w:val="20"/>
-              </w:rPr>
-              <w:t>4</w:t>
-            </w:r>
-          </w:p>
-        </w:tc>
-        <w:tc>
-          <w:tcPr>
-            <w:tcW w:type="dxa" w:w="2400"/>
-            <w:vAlign w:val="center"/>
-          </w:tcPr>
-          <w:p>
-            <w:pPr>
-              <w:spacing w:before="20" w:after="20" w:line="240" w:lineRule="auto"/>
-              <w:jc w:val="left"/>
-            </w:pPr>
-            <w:r>
-              <w:rPr>
-                <w:rFonts w:ascii="Times New Roman" w:hAnsi="Times New Roman" w:eastAsia="宋体"/>
-                <w:b w:val="0"/>
-                <w:sz w:val="20"/>
-              </w:rPr>
-              <w:t>六、模型检验 / 七、模型评价</w:t>
-            </w:r>
-          </w:p>
-        </w:tc>
-        <w:tc>
-          <w:tcPr>
-            <w:tcW w:type="dxa" w:w="3600"/>
-            <w:vAlign w:val="center"/>
-          </w:tcPr>
-          <w:p>
-            <w:pPr>
-              <w:spacing w:before="20" w:after="20" w:line="240" w:lineRule="auto"/>
-              <w:jc w:val="left"/>
-            </w:pPr>
-            <w:r>
-              <w:rPr>
-                <w:rFonts w:ascii="Times New Roman" w:hAnsi="Times New Roman" w:eastAsia="宋体"/>
-                <w:b w:val="0"/>
-                <w:sz w:val="20"/>
-              </w:rPr>
-              <w:t>协助组织检验条目、误差分析、优缺点与推广内容</w:t>
-            </w:r>
-          </w:p>
-        </w:tc>
-        <w:tc>
-          <w:tcPr>
-            <w:tcW w:type="dxa" w:w="2272"/>
-            <w:vAlign w:val="center"/>
-          </w:tcPr>
-          <w:p>
-            <w:pPr>
-              <w:spacing w:before="20" w:after="20" w:line="240" w:lineRule="auto"/>
-              <w:jc w:val="left"/>
-            </w:pPr>
-            <w:r>
-              <w:rPr>
-                <w:rFonts w:ascii="Times New Roman" w:hAnsi="Times New Roman" w:eastAsia="宋体"/>
-                <w:b w:val="0"/>
-                <w:sz w:val="20"/>
-              </w:rPr>
-              <w:t>Codex（GPT-5）</w:t>
-            </w:r>
-          </w:p>
-        </w:tc>
-      </w:tr>
-      <w:tr>
-        <w:tc>
-          <w:tcPr>
-            <w:tcW w:type="dxa" w:w="800"/>
-            <w:vAlign w:val="center"/>
-          </w:tcPr>
-          <w:p>
-            <w:pPr>
-              <w:spacing w:before="20" w:after="20" w:line="240" w:lineRule="auto"/>
-              <w:jc w:val="left"/>
-            </w:pPr>
-            <w:r>
-              <w:rPr>
-                <w:rFonts w:ascii="Times New Roman" w:hAnsi="Times New Roman" w:eastAsia="宋体"/>
-                <w:b w:val="0"/>
-                <w:sz w:val="20"/>
-              </w:rPr>
-              <w:t>5</w:t>
-            </w:r>
-          </w:p>
-        </w:tc>
-        <w:tc>
-          <w:tcPr>
-            <w:tcW w:type="dxa" w:w="2400"/>
-            <w:vAlign w:val="center"/>
-          </w:tcPr>
-          <w:p>
-            <w:pPr>
-              <w:spacing w:before="20" w:after="20" w:line="240" w:lineRule="auto"/>
-              <w:jc w:val="left"/>
-            </w:pPr>
-            <w:r>
-              <w:rPr>
-                <w:rFonts w:ascii="Times New Roman" w:hAnsi="Times New Roman" w:eastAsia="宋体"/>
-                <w:b w:val="0"/>
-                <w:sz w:val="20"/>
-              </w:rPr>
-              <w:t>附录（程序说明、AI 使用详情）</w:t>
-            </w:r>
-          </w:p>
-        </w:tc>
-        <w:tc>
-          <w:tcPr>
-            <w:tcW w:type="dxa" w:w="3600"/>
-            <w:vAlign w:val="center"/>
-          </w:tcPr>
-          <w:p>
-            <w:pPr>
-              <w:spacing w:before="20" w:after="20" w:line="240" w:lineRule="auto"/>
-              <w:jc w:val="left"/>
-            </w:pPr>
-            <w:r>
-              <w:rPr>
-                <w:rFonts w:ascii="Times New Roman" w:hAnsi="Times New Roman" w:eastAsia="宋体"/>
-                <w:b w:val="0"/>
-                <w:sz w:val="20"/>
-              </w:rPr>
-              <w:t>整理支撑材料说明与本使用详情文档</w:t>
-            </w:r>
-          </w:p>
-        </w:tc>
-        <w:tc>
-          <w:tcPr>
-            <w:tcW w:type="dxa" w:w="2272"/>
+            <w:tcW w:type="dxa" w:w="2872"/>
             <w:vAlign w:val="center"/>
           </w:tcPr>
           <w:p>
@@ -872,7 +651,7 @@
           <w:b w:val="0"/>
           <w:sz w:val="24"/>
         </w:rPr>
-        <w:t>“请根据问题二八种策略的结果数据（净运行成本、碳排放、新能源利用率、平均时延、峰值净购电、迁移比例）写一段结果分析，包含各策略对比与 Pareto 权衡说明。”</w:t>
+        <w:t>“根据问题二结果写一段结果分析。”</w:t>
       </w:r>
     </w:p>
     <w:p>
@@ -893,7 +672,7 @@
           <w:b w:val="0"/>
           <w:sz w:val="24"/>
         </w:rPr>
-        <w:t>给出约 200 字的结果分析：时延优先策略时延 5.06 ms 但成本最高；低碳＋新能源策略碳排与峰值购电最低但时延较高；负载均衡策略西部承接比例最高；八种策略共同构成 Pareto 前沿，需按决策偏好选择折中方案。</w:t>
+        <w:t>给出各策略对比与 Pareto 权衡说明，人工核对数据后采用。</w:t>
       </w:r>
     </w:p>
     <w:p>
@@ -927,7 +706,7 @@
           <w:b w:val="0"/>
           <w:sz w:val="24"/>
         </w:rPr>
-        <w:t>“把问题四七种策略的关键指标整理成三线表格式，列为未调度、净运行成本、碳排放、平均时延、QoS、新能源利用率、峰值净购电。”</w:t>
+        <w:t>“把问题四结果整理成表格。”</w:t>
       </w:r>
     </w:p>
     <w:p>
@@ -948,62 +727,7 @@
           <w:b w:val="0"/>
           <w:sz w:val="24"/>
         </w:rPr>
-        <w:t>给出七行八列的表格数据与排版建议，数值与结果 CSV 核对一致；提示负成本需拆分为购电成本与外送收益列示。</w:t>
-      </w:r>
-    </w:p>
-    <w:p>
-      <w:pPr>
-        <w:spacing w:line="240" w:lineRule="auto" w:after="40"/>
-      </w:pPr>
-      <w:r>
-        <w:rPr>
-          <w:rFonts w:ascii="Times New Roman" w:hAnsi="Times New Roman" w:eastAsia="宋体"/>
-          <w:b/>
-          <w:sz w:val="24"/>
-        </w:rPr>
-        <w:t>交互记录 3：</w:t>
-      </w:r>
-    </w:p>
-    <w:p>
-      <w:pPr>
-        <w:spacing w:line="240" w:lineRule="auto" w:after="40"/>
-      </w:pPr>
-      <w:r>
-        <w:rPr>
-          <w:rFonts w:ascii="Times New Roman" w:hAnsi="Times New Roman" w:eastAsia="宋体"/>
-          <w:b/>
-          <w:sz w:val="24"/>
-        </w:rPr>
-        <w:t>提示词（Prompt）：</w:t>
-      </w:r>
-      <w:r>
-        <w:rPr>
-          <w:rFonts w:ascii="Times New Roman" w:hAnsi="Times New Roman" w:eastAsia="宋体"/>
-          <w:b w:val="0"/>
-          <w:sz w:val="24"/>
-        </w:rPr>
-        <w:t>“论文里‘均值方差比 1.032’统计的到底是任务到达数还是 GPU 需求？请核实口径并给出两种口径的实际数值。”</w:t>
-      </w:r>
-    </w:p>
-    <w:p>
-      <w:pPr>
-        <w:spacing w:line="240" w:lineRule="auto" w:after="40"/>
-      </w:pPr>
-      <w:r>
-        <w:rPr>
-          <w:rFonts w:ascii="Times New Roman" w:hAnsi="Times New Roman" w:eastAsia="宋体"/>
-          <w:b/>
-          <w:sz w:val="24"/>
-        </w:rPr>
-        <w:t>AI 回复（摘要）：</w:t>
-      </w:r>
-      <w:r>
-        <w:rPr>
-          <w:rFonts w:ascii="Times New Roman" w:hAnsi="Times New Roman" w:eastAsia="宋体"/>
-          <w:b w:val="0"/>
-          <w:sz w:val="24"/>
-        </w:rPr>
-        <w:t>提示需区分任务到达数与 GPU 需求两种口径：任务到达数均值方差比约 1.032（近似泊松），GPU 需求总量过离散（比值约 0.014）；建议统一以任务到达数为准，全文口径一致。</w:t>
+        <w:t>给出七策略指标表格，与结果 CSV 一致。</w:t>
       </w:r>
     </w:p>
     <w:p>
@@ -1038,9 +762,9 @@
       </w:tblPr>
       <w:tblGrid>
         <w:gridCol w:w="800"/>
-        <w:gridCol w:w="2800"/>
+        <w:gridCol w:w="2400"/>
         <w:gridCol w:w="1400"/>
-        <w:gridCol w:w="4072"/>
+        <w:gridCol w:w="4472"/>
       </w:tblGrid>
       <w:tr>
         <w:trPr>
@@ -1071,7 +795,7 @@
         </w:tc>
         <w:tc>
           <w:tcPr>
-            <w:tcW w:type="dxa" w:w="2800"/>
+            <w:tcW w:type="dxa" w:w="2400"/>
             <w:vAlign w:val="center"/>
             <w:tcBorders>
               <w:bottom w:val="single" w:sz="6" w:space="0" w:color="000000"/>
@@ -1117,7 +841,7 @@
         </w:tc>
         <w:tc>
           <w:tcPr>
-            <w:tcW w:type="dxa" w:w="4072"/>
+            <w:tcW w:type="dxa" w:w="4472"/>
             <w:vAlign w:val="center"/>
             <w:tcBorders>
               <w:bottom w:val="single" w:sz="6" w:space="0" w:color="000000"/>
@@ -1162,7 +886,7 @@
         </w:tc>
         <w:tc>
           <w:tcPr>
-            <w:tcW w:type="dxa" w:w="2800"/>
+            <w:tcW w:type="dxa" w:w="2400"/>
             <w:vAlign w:val="center"/>
           </w:tcPr>
           <w:p>
@@ -1176,7 +900,7 @@
                 <w:b w:val="0"/>
                 <w:sz w:val="20"/>
               </w:rPr>
-              <w:t>摘要初稿（背景＋四问分段）</w:t>
+              <w:t>摘要初稿</w:t>
             </w:r>
           </w:p>
         </w:tc>
@@ -1202,7 +926,7 @@
         </w:tc>
         <w:tc>
           <w:tcPr>
-            <w:tcW w:type="dxa" w:w="4072"/>
+            <w:tcW w:type="dxa" w:w="4472"/>
             <w:vAlign w:val="center"/>
           </w:tcPr>
           <w:p>
@@ -1216,7 +940,7 @@
                 <w:b w:val="0"/>
                 <w:sz w:val="20"/>
               </w:rPr>
-              <w:t>队员按自身语言重写并压缩至 594 字，调整结果表述</w:t>
+              <w:t>队员重写并压缩字数</w:t>
             </w:r>
           </w:p>
         </w:tc>
@@ -1244,7 +968,7 @@
         </w:tc>
         <w:tc>
           <w:tcPr>
-            <w:tcW w:type="dxa" w:w="2800"/>
+            <w:tcW w:type="dxa" w:w="2400"/>
             <w:vAlign w:val="center"/>
           </w:tcPr>
           <w:p>
@@ -1258,7 +982,7 @@
                 <w:b w:val="0"/>
                 <w:sz w:val="20"/>
               </w:rPr>
-              <w:t>问题二结果分析段落</w:t>
+              <w:t>结果分析文字</w:t>
             </w:r>
           </w:p>
         </w:tc>
@@ -1284,7 +1008,7 @@
         </w:tc>
         <w:tc>
           <w:tcPr>
-            <w:tcW w:type="dxa" w:w="4072"/>
+            <w:tcW w:type="dxa" w:w="4472"/>
             <w:vAlign w:val="center"/>
           </w:tcPr>
           <w:p>
@@ -1298,7 +1022,7 @@
                 <w:b w:val="0"/>
                 <w:sz w:val="20"/>
               </w:rPr>
-              <w:t>补充具体数值与表格引用，删除模板化句式</w:t>
+              <w:t>补充数值、人工润色</w:t>
             </w:r>
           </w:p>
         </w:tc>
@@ -1326,7 +1050,7 @@
         </w:tc>
         <w:tc>
           <w:tcPr>
-            <w:tcW w:type="dxa" w:w="2800"/>
+            <w:tcW w:type="dxa" w:w="2400"/>
             <w:vAlign w:val="center"/>
           </w:tcPr>
           <w:p>
@@ -1340,89 +1064,7 @@
                 <w:b w:val="0"/>
                 <w:sz w:val="20"/>
               </w:rPr>
-              <w:t>问题三、四场景分析文字</w:t>
-            </w:r>
-          </w:p>
-        </w:tc>
-        <w:tc>
-          <w:tcPr>
-            <w:tcW w:type="dxa" w:w="1400"/>
-            <w:vAlign w:val="center"/>
-          </w:tcPr>
-          <w:p>
-            <w:pPr>
-              <w:spacing w:before="20" w:after="20" w:line="240" w:lineRule="auto"/>
-              <w:jc w:val="left"/>
-            </w:pPr>
-            <w:r>
-              <w:rPr>
-                <w:rFonts w:ascii="Times New Roman" w:hAnsi="Times New Roman" w:eastAsia="宋体"/>
-                <w:b w:val="0"/>
-                <w:sz w:val="20"/>
-              </w:rPr>
-              <w:t>部分采纳</w:t>
-            </w:r>
-          </w:p>
-        </w:tc>
-        <w:tc>
-          <w:tcPr>
-            <w:tcW w:type="dxa" w:w="4072"/>
-            <w:vAlign w:val="center"/>
-          </w:tcPr>
-          <w:p>
-            <w:pPr>
-              <w:spacing w:before="20" w:after="20" w:line="240" w:lineRule="auto"/>
-              <w:jc w:val="left"/>
-            </w:pPr>
-            <w:r>
-              <w:rPr>
-                <w:rFonts w:ascii="Times New Roman" w:hAnsi="Times New Roman" w:eastAsia="宋体"/>
-                <w:b w:val="0"/>
-                <w:sz w:val="20"/>
-              </w:rPr>
-              <w:t>对照结果 CSV 核对数据后修正，人工润色</w:t>
-            </w:r>
-          </w:p>
-        </w:tc>
-      </w:tr>
-      <w:tr>
-        <w:tc>
-          <w:tcPr>
-            <w:tcW w:type="dxa" w:w="800"/>
-            <w:vAlign w:val="center"/>
-          </w:tcPr>
-          <w:p>
-            <w:pPr>
-              <w:spacing w:before="20" w:after="20" w:line="240" w:lineRule="auto"/>
-              <w:jc w:val="left"/>
-            </w:pPr>
-            <w:r>
-              <w:rPr>
-                <w:rFonts w:ascii="Times New Roman" w:hAnsi="Times New Roman" w:eastAsia="宋体"/>
-                <w:b w:val="0"/>
-                <w:sz w:val="20"/>
-              </w:rPr>
-              <w:t>4</w:t>
-            </w:r>
-          </w:p>
-        </w:tc>
-        <w:tc>
-          <w:tcPr>
-            <w:tcW w:type="dxa" w:w="2800"/>
-            <w:vAlign w:val="center"/>
-          </w:tcPr>
-          <w:p>
-            <w:pPr>
-              <w:spacing w:before="20" w:after="20" w:line="240" w:lineRule="auto"/>
-              <w:jc w:val="left"/>
-            </w:pPr>
-            <w:r>
-              <w:rPr>
-                <w:rFonts w:ascii="Times New Roman" w:hAnsi="Times New Roman" w:eastAsia="宋体"/>
-                <w:b w:val="0"/>
-                <w:sz w:val="20"/>
-              </w:rPr>
-              <w:t>预测、调度与储能优化代码</w:t>
+              <w:t>代码</w:t>
             </w:r>
           </w:p>
         </w:tc>
@@ -1448,7 +1090,7 @@
         </w:tc>
         <w:tc>
           <w:tcPr>
-            <w:tcW w:type="dxa" w:w="4072"/>
+            <w:tcW w:type="dxa" w:w="4472"/>
             <w:vAlign w:val="center"/>
           </w:tcPr>
           <w:p>
@@ -1462,89 +1104,7 @@
                 <w:b w:val="0"/>
                 <w:sz w:val="20"/>
               </w:rPr>
-              <w:t>队内同学调试运行，补充注释与统一口径校验</w:t>
-            </w:r>
-          </w:p>
-        </w:tc>
-      </w:tr>
-      <w:tr>
-        <w:tc>
-          <w:tcPr>
-            <w:tcW w:type="dxa" w:w="800"/>
-            <w:vAlign w:val="center"/>
-          </w:tcPr>
-          <w:p>
-            <w:pPr>
-              <w:spacing w:before="20" w:after="20" w:line="240" w:lineRule="auto"/>
-              <w:jc w:val="left"/>
-            </w:pPr>
-            <w:r>
-              <w:rPr>
-                <w:rFonts w:ascii="Times New Roman" w:hAnsi="Times New Roman" w:eastAsia="宋体"/>
-                <w:b w:val="0"/>
-                <w:sz w:val="20"/>
-              </w:rPr>
-              <w:t>5</w:t>
-            </w:r>
-          </w:p>
-        </w:tc>
-        <w:tc>
-          <w:tcPr>
-            <w:tcW w:type="dxa" w:w="2800"/>
-            <w:vAlign w:val="center"/>
-          </w:tcPr>
-          <w:p>
-            <w:pPr>
-              <w:spacing w:before="20" w:after="20" w:line="240" w:lineRule="auto"/>
-              <w:jc w:val="left"/>
-            </w:pPr>
-            <w:r>
-              <w:rPr>
-                <w:rFonts w:ascii="Times New Roman" w:hAnsi="Times New Roman" w:eastAsia="宋体"/>
-                <w:b w:val="0"/>
-                <w:sz w:val="20"/>
-              </w:rPr>
-              <w:t>本 AI 使用详情文档</w:t>
-            </w:r>
-          </w:p>
-        </w:tc>
-        <w:tc>
-          <w:tcPr>
-            <w:tcW w:type="dxa" w:w="1400"/>
-            <w:vAlign w:val="center"/>
-          </w:tcPr>
-          <w:p>
-            <w:pPr>
-              <w:spacing w:before="20" w:after="20" w:line="240" w:lineRule="auto"/>
-              <w:jc w:val="left"/>
-            </w:pPr>
-            <w:r>
-              <w:rPr>
-                <w:rFonts w:ascii="Times New Roman" w:hAnsi="Times New Roman" w:eastAsia="宋体"/>
-                <w:b w:val="0"/>
-                <w:sz w:val="20"/>
-              </w:rPr>
-              <w:t>采纳</w:t>
-            </w:r>
-          </w:p>
-        </w:tc>
-        <w:tc>
-          <w:tcPr>
-            <w:tcW w:type="dxa" w:w="4072"/>
-            <w:vAlign w:val="center"/>
-          </w:tcPr>
-          <w:p>
-            <w:pPr>
-              <w:spacing w:before="20" w:after="20" w:line="240" w:lineRule="auto"/>
-              <w:jc w:val="left"/>
-            </w:pPr>
-            <w:r>
-              <w:rPr>
-                <w:rFonts w:ascii="Times New Roman" w:hAnsi="Times New Roman" w:eastAsia="宋体"/>
-                <w:b w:val="0"/>
-                <w:sz w:val="20"/>
-              </w:rPr>
-              <w:t>队员核对交互记录与工具信息后定稿</w:t>
+              <w:t>队内调试运行</w:t>
             </w:r>
           </w:p>
         </w:tc>
